--- a/10/tendencii-razvitiya/Вариант 11.docx
+++ b/10/tendencii-razvitiya/Вариант 11.docx
@@ -85,7 +85,27 @@
     </w:p>
     <w:p>
       <w:r>
+        <w:t>1.1. Проприетарное и свободное программное обеспечение.......3</w:t>
+      </w:r>
+    </w:p>
+    <w:p>
+      <w:r>
+        <w:t>1.2. Свободное не значит бесплатное..........................3</w:t>
+      </w:r>
+    </w:p>
+    <w:p>
+      <w:r>
         <w:t>2. Что это значит на практике................................4</w:t>
+      </w:r>
+    </w:p>
+    <w:p>
+      <w:r>
+        <w:t>2.1. Для школы и пользователя................................4</w:t>
+      </w:r>
+    </w:p>
+    <w:p>
+      <w:r>
+        <w:t>2.2. Лицензии на тексты и изображения........................4</w:t>
       </w:r>
     </w:p>
     <w:p>
@@ -132,6 +152,11 @@
     <w:p/>
     <w:p>
       <w:r>
+        <w:t>1.1. Проприетарное и свободное программное обеспечение</w:t>
+      </w:r>
+    </w:p>
+    <w:p>
+      <w:r>
         <w:t>Проприетарное программное обеспечение распространяется на условиях правообладателя. Пользователь получает право пользоваться программой, но не получает исходного текста и не вправе её изменять или передавать другим. Условия описаны в лицензионном соглашении, которое принимают при установке.</w:t>
       </w:r>
     </w:p>
@@ -139,6 +164,11 @@
       <w:r>
         <w:tab/>
         <w:t>Свободное программное обеспечение передаётся вместе с исходным текстом и с разрешением его изучать, изменять и распространять. Разрешение оформляется свободной лицензией; некоторые из них требуют, чтобы изменённая версия распространялась на тех же условиях.</w:t>
+      </w:r>
+    </w:p>
+    <w:p>
+      <w:r>
+        <w:t>1.2. Свободное не значит бесплатное</w:t>
       </w:r>
     </w:p>
     <w:p>
@@ -158,6 +188,11 @@
     <w:p/>
     <w:p>
       <w:r>
+        <w:t>2.1. Для школы и пользователя</w:t>
+      </w:r>
+    </w:p>
+    <w:p>
+      <w:r>
         <w:tab/>
         <w:t>Для школы и организации свободное программное обеспечение означает отсутствие платы за лицензии и возможность установить программу на любое число компьютеров. Взамен поддержкой приходится заниматься самим или платить за неё отдельно.</w:t>
       </w:r>
@@ -166,6 +201,11 @@
       <w:r>
         <w:tab/>
         <w:t>Для пользователя разница чаще всего сводится к тому, что читать лицензию всё равно нужно: домашняя и учебная версии многих программ запрещают коммерческое использование, и одна и та же программа оказывается законной у школьника и незаконной у того, кто заработал с её помощью деньги.</w:t>
+      </w:r>
+    </w:p>
+    <w:p>
+      <w:r>
+        <w:t>2.2. Лицензии на тексты и изображения</w:t>
       </w:r>
     </w:p>
     <w:p>
